--- a/docs/broker-base-tz-v3.docx
+++ b/docs/broker-base-tz-v3.docx
@@ -87,7 +87,7 @@
         <w:pStyle w:val="Heading2"/>
       </w:pPr>
       <w:r>
-        <w:t>2.1 Расширяем Broker (✓)</w:t>
+        <w:t>2.1 Расширяем Broker (подтверждено)</w:t>
       </w:r>
     </w:p>
     <w:p>
@@ -189,7 +189,7 @@
           </w:tcPr>
           <w:p>
             <w:r>
-              <w:t>НДЗ (без 2x), новые из импорта</w:t>
+              <w:t>НДЗ, новые</w:t>
             </w:r>
           </w:p>
         </w:tc>
@@ -231,7 +231,7 @@
           </w:tcPr>
           <w:p>
             <w:r>
-              <w:t>Проинформирован, Уже был, Только инфо</w:t>
+              <w:t>Проинформирован, Уже был</w:t>
             </w:r>
           </w:p>
         </w:tc>
@@ -283,7 +283,7 @@
           </w:tcPr>
           <w:p>
             <w:r>
-              <w:t>Приоритет звонков</w:t>
+              <w:t>Приоритет</w:t>
             </w:r>
           </w:p>
         </w:tc>
@@ -325,7 +325,7 @@
           </w:tcPr>
           <w:p>
             <w:r>
-              <w:t>Вне обзвонной воронки</w:t>
+              <w:t>Вне воронки</w:t>
             </w:r>
           </w:p>
         </w:tc>
@@ -367,7 +367,7 @@
           </w:tcPr>
           <w:p>
             <w:r>
-              <w:t>«На проверке у бота»</w:t>
+              <w:t>На проверке у бота</w:t>
             </w:r>
           </w:p>
         </w:tc>
@@ -446,31 +446,7 @@
         <w:rPr>
           <w:b w:val="0"/>
         </w:rPr>
-        <w:t>Модель BrokerPhone (1-to-many от Broker):</w:t>
-      </w:r>
-    </w:p>
-    <w:p>
-      <w:r>
-        <w:rPr>
-          <w:b w:val="0"/>
-        </w:rPr>
-        <w:t>• Broker.phone остаётся как primary</w:t>
-      </w:r>
-    </w:p>
-    <w:p>
-      <w:r>
-        <w:rPr>
-          <w:b w:val="0"/>
-        </w:rPr>
-        <w:t>• Доп.номера в BrokerPhone (brokerId + phone @unique + isPrimary)</w:t>
-      </w:r>
-    </w:p>
-    <w:p>
-      <w:r>
-        <w:rPr>
-          <w:b w:val="0"/>
-        </w:rPr>
-        <w:t>• Поиск ведётся по обоим источникам</w:t>
+        <w:t>Модель BrokerPhone (1-to-many от Broker).</w:t>
       </w:r>
     </w:p>
     <w:p>
@@ -486,7 +462,15 @@
         <w:rPr>
           <w:b w:val="0"/>
         </w:rPr>
-        <w:t>Координатор = руководитель агентства / организатор брокер-туров на стороне брокеров. Удобно: звоним координатору → он приведёт 10 брокеров на встречу.</w:t>
+        <w:t>Координатор = руководитель агентства / организатор брокер-туров. Флаг isCoordinator + coordinatorAgency. Импорт из Sheet2 в Excel.</w:t>
+      </w:r>
+    </w:p>
+    <w:p>
+      <w:pPr>
+        <w:pStyle w:val="Heading2"/>
+      </w:pPr>
+      <w:r>
+        <w:t>2.5 Audio звонков — ОСТАЁТСЯ В amoCRM</w:t>
       </w:r>
     </w:p>
     <w:p>
@@ -494,39 +478,7 @@
         <w:rPr>
           <w:b w:val="0"/>
         </w:rPr>
-        <w:t>Решение: на брокере флаг isCoordinator + coordinatorAgency (имя агентства).</w:t>
-      </w:r>
-    </w:p>
-    <w:p>
-      <w:r>
-        <w:rPr>
-          <w:b w:val="0"/>
-        </w:rPr>
-        <w:t>Импорт из Sheet2 «Координаторы» в Excel.</w:t>
-      </w:r>
-    </w:p>
-    <w:p>
-      <w:pPr>
-        <w:pStyle w:val="Heading2"/>
-      </w:pPr>
-      <w:r>
-        <w:t>2.5 Audio звонков</w:t>
-      </w:r>
-    </w:p>
-    <w:p>
-      <w:r>
-        <w:rPr>
-          <w:b w:val="0"/>
-        </w:rPr>
-        <w:t>Изменение от v2: запись звонков ОСТАЁТСЯ В amoCRM (через Mango Office). Не дублируем в S3.</w:t>
-      </w:r>
-    </w:p>
-    <w:p>
-      <w:r>
-        <w:rPr>
-          <w:b w:val="0"/>
-        </w:rPr>
-        <w:t>Если нужно прослушать — открываем карточку в amoCRM. Без TTL — храним столько сколько хранит amoCRM.</w:t>
+        <w:t>Не дублируем в S3. Прослушка через amoCRM напрямую.</w:t>
       </w:r>
     </w:p>
     <w:p>
@@ -542,15 +494,7 @@
         <w:rPr>
           <w:b w:val="0"/>
         </w:rPr>
-        <w:t>Если в Google две строки с одинаковым телефоном:</w:t>
-      </w:r>
-    </w:p>
-    <w:p>
-      <w:pPr>
-        <w:pStyle w:val="ListBullet"/>
-      </w:pPr>
-      <w:r>
-        <w:t>Объединяем в одну запись</w:t>
+        <w:t>Дубликат = одинаковый телефон ПОСЛЕ нормализации.</w:t>
       </w:r>
     </w:p>
     <w:p>
@@ -598,7 +542,15 @@
         <w:rPr>
           <w:b w:val="0"/>
         </w:rPr>
-        <w:t>• Номера в открытом виде — иначе не позвонить</w:t>
+        <w:t>Номера в открытом виде для КЦ операторов. Анонимизация только при увольнении.</w:t>
+      </w:r>
+    </w:p>
+    <w:p>
+      <w:pPr>
+        <w:pStyle w:val="Heading2"/>
+      </w:pPr>
+      <w:r>
+        <w:t>2.8 Сегментация</w:t>
       </w:r>
     </w:p>
     <w:p>
@@ -606,47 +558,7 @@
         <w:rPr>
           <w:b w:val="0"/>
         </w:rPr>
-        <w:t>• Нестандартные номера (+77, отсутствующая цифра) — оставляем. КЦ помечает «Некорректный номер»</w:t>
-      </w:r>
-    </w:p>
-    <w:p>
-      <w:r>
-        <w:rPr>
-          <w:b w:val="0"/>
-        </w:rPr>
-        <w:t>• Анонимизация только при увольнении (isActive=false, имя → «Бывший #N»)</w:t>
-      </w:r>
-    </w:p>
-    <w:p>
-      <w:pPr>
-        <w:pStyle w:val="Heading2"/>
-      </w:pPr>
-      <w:r>
-        <w:t>2.8 Сегментация и расписание</w:t>
-      </w:r>
-    </w:p>
-    <w:p>
-      <w:r>
-        <w:rPr>
-          <w:b w:val="0"/>
-        </w:rPr>
-        <w:t>• specialization (COMM / RESIDENTIAL / BOTH) — заполняем через опросник оператора при первом контакте</w:t>
-      </w:r>
-    </w:p>
-    <w:p>
-      <w:r>
-        <w:rPr>
-          <w:b w:val="0"/>
-        </w:rPr>
-        <w:t>• region — по умолчанию MSK</w:t>
-      </w:r>
-    </w:p>
-    <w:p>
-      <w:r>
-        <w:rPr>
-          <w:b w:val="0"/>
-        </w:rPr>
-        <w:t>• Расписание операторов — позже, когда уйдём от Morekit</w:t>
+        <w:t>specialization (COMM/RESIDENTIAL/BOTH) — через опросник при первом контакте. region — по умолчанию MSK.</w:t>
       </w:r>
     </w:p>
     <w:p>
@@ -662,9 +574,481 @@
         <w:rPr>
           <w:b w:val="0"/>
         </w:rPr>
-        <w:t>Не отказываемся от amoCRM. Она остаётся каналом клиентских лидов. Наш кабинет = админка для КЦ + база брокеров.</w:t>
+        <w:t>Не отказываемся, оставляем для клиентских лидов.</w:t>
       </w:r>
     </w:p>
+    <w:p>
+      <w:pPr>
+        <w:pStyle w:val="Heading2"/>
+      </w:pPr>
+      <w:r>
+        <w:t>2.10 Нормализация телефонов (КРИТИЧНО)</w:t>
+      </w:r>
+    </w:p>
+    <w:p>
+      <w:r>
+        <w:rPr>
+          <w:b w:val="0"/>
+        </w:rPr>
+        <w:t>Все варианты приводятся к единому виду +7XXXXXXXXXX перед сравнением.</w:t>
+      </w:r>
+    </w:p>
+    <w:tbl>
+      <w:tblPr>
+        <w:tblStyle w:val="LightGrid-Accent1"/>
+        <w:tblW w:type="auto" w:w="0"/>
+        <w:tblLook w:firstColumn="1" w:firstRow="1" w:lastColumn="0" w:lastRow="0" w:noHBand="0" w:noVBand="1" w:val="04A0"/>
+      </w:tblPr>
+      <w:tblGrid>
+        <w:gridCol w:w="2880"/>
+        <w:gridCol w:w="2880"/>
+        <w:gridCol w:w="2880"/>
+      </w:tblGrid>
+      <w:tr>
+        <w:tc>
+          <w:tcPr>
+            <w:tcW w:type="dxa" w:w="2880"/>
+          </w:tcPr>
+          <w:p>
+            <w:r>
+              <w:rPr>
+                <w:b/>
+              </w:rPr>
+              <w:t>n цифр</w:t>
+            </w:r>
+          </w:p>
+        </w:tc>
+        <w:tc>
+          <w:tcPr>
+            <w:tcW w:type="dxa" w:w="2880"/>
+          </w:tcPr>
+          <w:p>
+            <w:r>
+              <w:rPr>
+                <w:b/>
+              </w:rPr>
+              <w:t>Что значит</w:t>
+            </w:r>
+          </w:p>
+        </w:tc>
+        <w:tc>
+          <w:tcPr>
+            <w:tcW w:type="dxa" w:w="2880"/>
+          </w:tcPr>
+          <w:p>
+            <w:r>
+              <w:rPr>
+                <w:b/>
+              </w:rPr>
+              <w:t>Действие</w:t>
+            </w:r>
+          </w:p>
+        </w:tc>
+      </w:tr>
+      <w:tr>
+        <w:tc>
+          <w:tcPr>
+            <w:tcW w:type="dxa" w:w="2880"/>
+          </w:tcPr>
+          <w:p>
+            <w:r>
+              <w:t>12, начинается с 77</w:t>
+            </w:r>
+          </w:p>
+        </w:tc>
+        <w:tc>
+          <w:tcPr>
+            <w:tcW w:type="dxa" w:w="2880"/>
+          </w:tcPr>
+          <w:p>
+            <w:r>
+              <w:t>Брокер ввёл +7 дважды</w:t>
+            </w:r>
+          </w:p>
+        </w:tc>
+        <w:tc>
+          <w:tcPr>
+            <w:tcW w:type="dxa" w:w="2880"/>
+          </w:tcPr>
+          <w:p>
+            <w:r>
+              <w:t>Дроп первой 7 → 11 цифр → валид</w:t>
+            </w:r>
+          </w:p>
+        </w:tc>
+      </w:tr>
+      <w:tr>
+        <w:tc>
+          <w:tcPr>
+            <w:tcW w:type="dxa" w:w="2880"/>
+          </w:tcPr>
+          <w:p>
+            <w:r>
+              <w:t>11, начинается с 7 (не 77)</w:t>
+            </w:r>
+          </w:p>
+        </w:tc>
+        <w:tc>
+          <w:tcPr>
+            <w:tcW w:type="dxa" w:w="2880"/>
+          </w:tcPr>
+          <w:p>
+            <w:r>
+              <w:t>Стандартный RF</w:t>
+            </w:r>
+          </w:p>
+        </w:tc>
+        <w:tc>
+          <w:tcPr>
+            <w:tcW w:type="dxa" w:w="2880"/>
+          </w:tcPr>
+          <w:p>
+            <w:r>
+              <w:t>+ + 11 цифр</w:t>
+            </w:r>
+          </w:p>
+        </w:tc>
+      </w:tr>
+      <w:tr>
+        <w:tc>
+          <w:tcPr>
+            <w:tcW w:type="dxa" w:w="2880"/>
+          </w:tcPr>
+          <w:p>
+            <w:r>
+              <w:t>11, начинается с 8</w:t>
+            </w:r>
+          </w:p>
+        </w:tc>
+        <w:tc>
+          <w:tcPr>
+            <w:tcW w:type="dxa" w:w="2880"/>
+          </w:tcPr>
+          <w:p>
+            <w:r>
+              <w:t>Старый формат RF</w:t>
+            </w:r>
+          </w:p>
+        </w:tc>
+        <w:tc>
+          <w:tcPr>
+            <w:tcW w:type="dxa" w:w="2880"/>
+          </w:tcPr>
+          <w:p>
+            <w:r>
+              <w:t>Замена 8 → 7</w:t>
+            </w:r>
+          </w:p>
+        </w:tc>
+      </w:tr>
+      <w:tr>
+        <w:tc>
+          <w:tcPr>
+            <w:tcW w:type="dxa" w:w="2880"/>
+          </w:tcPr>
+          <w:p>
+            <w:r>
+              <w:t>11, начинается с 77</w:t>
+            </w:r>
+          </w:p>
+        </w:tc>
+        <w:tc>
+          <w:tcPr>
+            <w:tcW w:type="dxa" w:w="2880"/>
+          </w:tcPr>
+          <w:p>
+            <w:r>
+              <w:t>Truncated +7+7..., последняя цифра не вошла в форму</w:t>
+            </w:r>
+          </w:p>
+        </w:tc>
+        <w:tc>
+          <w:tcPr>
+            <w:tcW w:type="dxa" w:w="2880"/>
+          </w:tcPr>
+          <w:p>
+            <w:r>
+              <w:t>INVALID → BLACKLIST</w:t>
+            </w:r>
+          </w:p>
+        </w:tc>
+      </w:tr>
+      <w:tr>
+        <w:tc>
+          <w:tcPr>
+            <w:tcW w:type="dxa" w:w="2880"/>
+          </w:tcPr>
+          <w:p>
+            <w:r>
+              <w:t>10 (без префикса)</w:t>
+            </w:r>
+          </w:p>
+        </w:tc>
+        <w:tc>
+          <w:tcPr>
+            <w:tcW w:type="dxa" w:w="2880"/>
+          </w:tcPr>
+          <w:p>
+            <w:r>
+              <w:t>Мобильный</w:t>
+            </w:r>
+          </w:p>
+        </w:tc>
+        <w:tc>
+          <w:tcPr>
+            <w:tcW w:type="dxa" w:w="2880"/>
+          </w:tcPr>
+          <w:p>
+            <w:r>
+              <w:t>Префикс 7</w:t>
+            </w:r>
+          </w:p>
+        </w:tc>
+      </w:tr>
+      <w:tr>
+        <w:tc>
+          <w:tcPr>
+            <w:tcW w:type="dxa" w:w="2880"/>
+          </w:tcPr>
+          <w:p>
+            <w:r>
+              <w:t>&lt; 10</w:t>
+            </w:r>
+          </w:p>
+        </w:tc>
+        <w:tc>
+          <w:tcPr>
+            <w:tcW w:type="dxa" w:w="2880"/>
+          </w:tcPr>
+          <w:p>
+            <w:r>
+              <w:t>Неполный</w:t>
+            </w:r>
+          </w:p>
+        </w:tc>
+        <w:tc>
+          <w:tcPr>
+            <w:tcW w:type="dxa" w:w="2880"/>
+          </w:tcPr>
+          <w:p>
+            <w:r>
+              <w:t>INVALID</w:t>
+            </w:r>
+          </w:p>
+        </w:tc>
+      </w:tr>
+      <w:tr>
+        <w:tc>
+          <w:tcPr>
+            <w:tcW w:type="dxa" w:w="2880"/>
+          </w:tcPr>
+          <w:p>
+            <w:r>
+              <w:t>Иностранный (+998 и т.п.)</w:t>
+            </w:r>
+          </w:p>
+        </w:tc>
+        <w:tc>
+          <w:tcPr>
+            <w:tcW w:type="dxa" w:w="2880"/>
+          </w:tcPr>
+          <w:p>
+            <w:r>
+              <w:t>Не РФ</w:t>
+            </w:r>
+          </w:p>
+        </w:tc>
+        <w:tc>
+          <w:tcPr>
+            <w:tcW w:type="dxa" w:w="2880"/>
+          </w:tcPr>
+          <w:p>
+            <w:r>
+              <w:t>Сохраняем как +&lt;digits&gt;</w:t>
+            </w:r>
+          </w:p>
+        </w:tc>
+      </w:tr>
+    </w:tbl>
+    <w:p>
+      <w:r>
+        <w:rPr>
+          <w:b/>
+        </w:rPr>
+        <w:t>Примеры:</w:t>
+      </w:r>
+    </w:p>
+    <w:tbl>
+      <w:tblPr>
+        <w:tblStyle w:val="LightGrid-Accent1"/>
+        <w:tblW w:type="auto" w:w="0"/>
+        <w:tblLook w:firstColumn="1" w:firstRow="1" w:lastColumn="0" w:lastRow="0" w:noHBand="0" w:noVBand="1" w:val="04A0"/>
+      </w:tblPr>
+      <w:tblGrid>
+        <w:gridCol w:w="4320"/>
+        <w:gridCol w:w="4320"/>
+      </w:tblGrid>
+      <w:tr>
+        <w:tc>
+          <w:tcPr>
+            <w:tcW w:type="dxa" w:w="4320"/>
+          </w:tcPr>
+          <w:p>
+            <w:r>
+              <w:rPr>
+                <w:b/>
+              </w:rPr>
+              <w:t>Ввод</w:t>
+            </w:r>
+          </w:p>
+        </w:tc>
+        <w:tc>
+          <w:tcPr>
+            <w:tcW w:type="dxa" w:w="4320"/>
+          </w:tcPr>
+          <w:p>
+            <w:r>
+              <w:rPr>
+                <w:b/>
+              </w:rPr>
+              <w:t>После нормализации</w:t>
+            </w:r>
+          </w:p>
+        </w:tc>
+      </w:tr>
+      <w:tr>
+        <w:tc>
+          <w:tcPr>
+            <w:tcW w:type="dxa" w:w="4320"/>
+          </w:tcPr>
+          <w:p>
+            <w:r>
+              <w:t>+7 925 123 45 67</w:t>
+            </w:r>
+          </w:p>
+        </w:tc>
+        <w:tc>
+          <w:tcPr>
+            <w:tcW w:type="dxa" w:w="4320"/>
+          </w:tcPr>
+          <w:p>
+            <w:r>
+              <w:t>+79251234567 ✓</w:t>
+            </w:r>
+          </w:p>
+        </w:tc>
+      </w:tr>
+      <w:tr>
+        <w:tc>
+          <w:tcPr>
+            <w:tcW w:type="dxa" w:w="4320"/>
+          </w:tcPr>
+          <w:p>
+            <w:r>
+              <w:t>8 (925) 123-45-67</w:t>
+            </w:r>
+          </w:p>
+        </w:tc>
+        <w:tc>
+          <w:tcPr>
+            <w:tcW w:type="dxa" w:w="4320"/>
+          </w:tcPr>
+          <w:p>
+            <w:r>
+              <w:t>+79251234567 ✓</w:t>
+            </w:r>
+          </w:p>
+        </w:tc>
+      </w:tr>
+      <w:tr>
+        <w:tc>
+          <w:tcPr>
+            <w:tcW w:type="dxa" w:w="4320"/>
+          </w:tcPr>
+          <w:p>
+            <w:r>
+              <w:t>925 123 45 67</w:t>
+            </w:r>
+          </w:p>
+        </w:tc>
+        <w:tc>
+          <w:tcPr>
+            <w:tcW w:type="dxa" w:w="4320"/>
+          </w:tcPr>
+          <w:p>
+            <w:r>
+              <w:t>+79251234567 ✓</w:t>
+            </w:r>
+          </w:p>
+        </w:tc>
+      </w:tr>
+      <w:tr>
+        <w:tc>
+          <w:tcPr>
+            <w:tcW w:type="dxa" w:w="4320"/>
+          </w:tcPr>
+          <w:p>
+            <w:r>
+              <w:t>+7 7 925 123 45 67 (12 цифр)</w:t>
+            </w:r>
+          </w:p>
+        </w:tc>
+        <w:tc>
+          <w:tcPr>
+            <w:tcW w:type="dxa" w:w="4320"/>
+          </w:tcPr>
+          <w:p>
+            <w:r>
+              <w:t>+79251234567 ✓ (дроп первой 7)</w:t>
+            </w:r>
+          </w:p>
+        </w:tc>
+      </w:tr>
+      <w:tr>
+        <w:tc>
+          <w:tcPr>
+            <w:tcW w:type="dxa" w:w="4320"/>
+          </w:tcPr>
+          <w:p>
+            <w:r>
+              <w:t>+7 7 925 123 45 (11 цифр)</w:t>
+            </w:r>
+          </w:p>
+        </w:tc>
+        <w:tc>
+          <w:tcPr>
+            <w:tcW w:type="dxa" w:w="4320"/>
+          </w:tcPr>
+          <w:p>
+            <w:r>
+              <w:t>INVALID — truncated</w:t>
+            </w:r>
+          </w:p>
+        </w:tc>
+      </w:tr>
+      <w:tr>
+        <w:tc>
+          <w:tcPr>
+            <w:tcW w:type="dxa" w:w="4320"/>
+          </w:tcPr>
+          <w:p>
+            <w:r>
+              <w:t>+998 90 123 45 67</w:t>
+            </w:r>
+          </w:p>
+        </w:tc>
+        <w:tc>
+          <w:tcPr>
+            <w:tcW w:type="dxa" w:w="4320"/>
+          </w:tcPr>
+          <w:p>
+            <w:r>
+              <w:t>+998901234567 — иностранный</w:t>
+            </w:r>
+          </w:p>
+        </w:tc>
+      </w:tr>
+    </w:tbl>
     <w:p>
       <w:pPr>
         <w:pStyle w:val="Heading1"/>
@@ -752,7 +1136,7 @@
           </w:tcPr>
           <w:p>
             <w:r>
-              <w:t>ТЗ согласовано. Получить Service Account для Google</w:t>
+              <w:t>ТЗ согласовано</w:t>
             </w:r>
           </w:p>
         </w:tc>
@@ -784,7 +1168,7 @@
           </w:tcPr>
           <w:p>
             <w:r>
-              <w:t>Prisma migration: Broker (категории, специализация, регион, isCoordinator), BrokerPhone, CallLog, Campaign</w:t>
+              <w:t>Prisma migration: Broker (расширение), BrokerPhone, CallLog, Campaign</w:t>
             </w:r>
           </w:p>
         </w:tc>
@@ -816,7 +1200,7 @@
           </w:tcPr>
           <w:p>
             <w:r>
-              <w:t>Скрипт + workflow task. Merge дубликатов по правилам 2.6</w:t>
+              <w:t>Скрипт + workflow task. Merge дубликатов</w:t>
             </w:r>
           </w:p>
         </w:tc>
@@ -848,7 +1232,7 @@
           </w:tcPr>
           <w:p>
             <w:r>
-              <w:t>Очередь обзвона, карточка брокера для оператора, история CallLog</w:t>
+              <w:t>Очередь обзвона, карточка для оператора, история CallLog</w:t>
             </w:r>
           </w:p>
         </w:tc>
@@ -912,7 +1296,7 @@
           </w:tcPr>
           <w:p>
             <w:r>
-              <w:t>Воронка конверсии + KPI</w:t>
+              <w:t>Воронка + KPI</w:t>
             </w:r>
           </w:p>
         </w:tc>
@@ -944,7 +1328,7 @@
           </w:tcPr>
           <w:p>
             <w:r>
-              <w:t>Round-robin распределение когда уйдём от Morekit</w:t>
+              <w:t>Round-robin когда уйдём от Morekit</w:t>
             </w:r>
           </w:p>
         </w:tc>
@@ -976,7 +1360,7 @@
           </w:tcPr>
           <w:p>
             <w:r>
-              <w:t>Click-to-call через Mango. Audio остаётся в amoCRM</w:t>
+              <w:t>Click-to-call через Mango</w:t>
             </w:r>
           </w:p>
         </w:tc>
@@ -987,7 +1371,7 @@
         <w:rPr>
           <w:b/>
         </w:rPr>
-        <w:t>Итого MVP (этапы 0-5): ~15 рабочих дней. Делаем оперативно и качественно.</w:t>
+        <w:t>Итого MVP (0-5): ~15 рабочих дней.</w:t>
       </w:r>
     </w:p>
     <w:p>
@@ -1035,7 +1419,7 @@
         <w:pStyle w:val="ListBullet"/>
       </w:pPr>
       <w:r>
-        <w:t>Не делаем мобильное приложение (web-кабинет адаптивный)</w:t>
+        <w:t>Не делаем мобильное приложение</w:t>
       </w:r>
     </w:p>
     <w:p>
@@ -1051,15 +1435,7 @@
         <w:rPr>
           <w:b w:val="0"/>
         </w:rPr>
-        <w:t>Этап 1: Prisma migration с моделями Broker (расширение), BrokerPhone, CallLog, Campaign + enums BrokerCategory / BrokerSpecialization / CallResult.</w:t>
-      </w:r>
-    </w:p>
-    <w:p>
-      <w:r>
-        <w:rPr>
-          <w:b w:val="0"/>
-        </w:rPr>
-        <w:t>После этого — Этап 2: импорт из Google Sheets.</w:t>
+        <w:t>Этап 1: Prisma migration. После — Этап 2: импорт из Google Sheets.</w:t>
       </w:r>
     </w:p>
     <w:sectPr>
